--- a/师范生教育实习平台系统软件需求规格说明书（V2.0）.docx
+++ b/师范生教育实习平台系统软件需求规格说明书（V2.0）.docx
@@ -38,19 +38,38 @@
           <w:sz w:val="44"/>
           <w:szCs w:val="44"/>
         </w:rPr>
-        <w:t>平台系统软件需求规格说明书（V1.0）</w:t>
-      </w:r>
-    </w:p>
-    <w:p>
-      <w:pPr>
-        <w:spacing w:before="120" w:after="120" w:line="288" w:lineRule="auto"/>
-        <w:ind w:left="0"/>
-        <w:jc w:val="left"/>
-      </w:pPr>
-      <w:r>
-        <w:rPr>
-          <w:rFonts w:ascii="Arial" w:hAnsi="Arial" w:eastAsia="等线" w:cs="Arial"/>
+        <w:t>平台系统软件需求规格说明书（V</w:t>
+      </w:r>
+      <w:r>
+        <w:rPr>
+          <w:rFonts w:hint="eastAsia" w:ascii="Arial" w:hAnsi="Arial" w:eastAsia="等线" w:cs="Arial"/>
           <w:b/>
+          <w:sz w:val="44"/>
+          <w:szCs w:val="44"/>
+          <w:lang w:val="en-US" w:eastAsia="zh-CN"/>
+        </w:rPr>
+        <w:t>2</w:t>
+      </w:r>
+      <w:r>
+        <w:rPr>
+          <w:rFonts w:ascii="Arial" w:hAnsi="Arial" w:eastAsia="等线" w:cs="Arial"/>
+          <w:b/>
+          <w:sz w:val="44"/>
+          <w:szCs w:val="44"/>
+        </w:rPr>
+        <w:t>.0）</w:t>
+      </w:r>
+    </w:p>
+    <w:p>
+      <w:pPr>
+        <w:spacing w:before="120" w:after="120" w:line="288" w:lineRule="auto"/>
+        <w:ind w:left="0"/>
+        <w:jc w:val="left"/>
+      </w:pPr>
+      <w:r>
+        <w:rPr>
+          <w:rFonts w:ascii="Arial" w:hAnsi="Arial" w:eastAsia="等线" w:cs="Arial"/>
+          <w:b/>
           <w:sz w:val="22"/>
         </w:rPr>
         <w:t>项目名称</w:t>
@@ -112,7 +131,7 @@
           <w:sz w:val="22"/>
           <w:lang w:val="en-US" w:eastAsia="zh-CN"/>
         </w:rPr>
-        <w:t>1</w:t>
+        <w:t>2</w:t>
       </w:r>
       <w:r>
         <w:rPr>
@@ -141,7 +160,22 @@
           <w:rFonts w:ascii="Arial" w:hAnsi="Arial" w:eastAsia="等线" w:cs="Arial"/>
           <w:sz w:val="22"/>
         </w:rPr>
-        <w:t>：2026 年 3 月 20 日</w:t>
+        <w:t>：2026 年 3 月 2</w:t>
+      </w:r>
+      <w:r>
+        <w:rPr>
+          <w:rFonts w:hint="eastAsia" w:ascii="Arial" w:hAnsi="Arial" w:eastAsia="等线" w:cs="Arial"/>
+          <w:sz w:val="22"/>
+          <w:lang w:val="en-US" w:eastAsia="zh-CN"/>
+        </w:rPr>
+        <w:t>5</w:t>
+      </w:r>
+      <w:r>
+        <w:rPr>
+          <w:rFonts w:ascii="Arial" w:hAnsi="Arial" w:eastAsia="等线" w:cs="Arial"/>
+          <w:sz w:val="22"/>
+        </w:rPr>
+        <w:t xml:space="preserve"> 日</w:t>
       </w:r>
     </w:p>
     <w:p>
@@ -572,16 +606,7 @@
           <w:rFonts w:ascii="Arial" w:hAnsi="Arial" w:eastAsia="等线" w:cs="Arial"/>
           <w:sz w:val="22"/>
         </w:rPr>
-        <w:t>项目开发团队：前端开发工程师、后端开发工程师</w:t>
-      </w:r>
-      <w:bookmarkStart w:id="37" w:name="_GoBack"/>
-      <w:bookmarkEnd w:id="37"/>
-      <w:r>
-        <w:rPr>
-          <w:rFonts w:ascii="Arial" w:hAnsi="Arial" w:eastAsia="等线" w:cs="Arial"/>
-          <w:sz w:val="22"/>
-        </w:rPr>
-        <w:t>、测试工程师、运维工程师；</w:t>
+        <w:t>项目开发团队：前端开发工程师、后端开发工程师、测试工程师、运维工程师；</w:t>
       </w:r>
     </w:p>
     <w:p>
@@ -3579,7 +3604,39 @@
                 <w:rFonts w:ascii="Arial" w:hAnsi="Arial" w:eastAsia="等线" w:cs="Arial"/>
                 <w:sz w:val="22"/>
               </w:rPr>
-              <w:t>支持账号密码/验证码登录，保障登录安全，密码错误5次锁定账号1小时，首次登录强制改密</w:t>
+              <w:t>支持</w:t>
+            </w:r>
+            <w:r>
+              <w:rPr>
+                <w:rFonts w:hint="eastAsia" w:ascii="Arial" w:hAnsi="Arial" w:eastAsia="等线" w:cs="Arial"/>
+                <w:sz w:val="22"/>
+                <w:lang w:val="en-US" w:eastAsia="zh-CN"/>
+              </w:rPr>
+              <w:t>学号</w:t>
+            </w:r>
+            <w:r>
+              <w:rPr>
+                <w:rFonts w:ascii="Arial" w:hAnsi="Arial" w:eastAsia="等线" w:cs="Arial"/>
+                <w:sz w:val="22"/>
+              </w:rPr>
+              <w:t>/</w:t>
+            </w:r>
+            <w:r>
+              <w:rPr>
+                <w:rFonts w:hint="eastAsia" w:ascii="Arial" w:hAnsi="Arial" w:eastAsia="等线" w:cs="Arial"/>
+                <w:sz w:val="22"/>
+                <w:lang w:val="en-US" w:eastAsia="zh-CN"/>
+              </w:rPr>
+              <w:t>工号+密码</w:t>
+            </w:r>
+            <w:bookmarkStart w:id="37" w:name="_GoBack"/>
+            <w:bookmarkEnd w:id="37"/>
+            <w:r>
+              <w:rPr>
+                <w:rFonts w:ascii="Arial" w:hAnsi="Arial" w:eastAsia="等线" w:cs="Arial"/>
+                <w:sz w:val="22"/>
+              </w:rPr>
+              <w:t>登录，保障登录安全，密码错误5次锁定账号1小时，首次登录强制改密</w:t>
             </w:r>
           </w:p>
         </w:tc>
